--- a/projects/valuepickr-open-screen/docs/Macpower CNC Machines.docx
+++ b/projects/valuepickr-open-screen/docs/Macpower CNC Machines.docx
@@ -2071,7 +2071,7 @@
         <w:spacing w:after="120" w:before="280"/>
       </w:pPr>
       <w:r>
-        <w:t xml:space="preserve">Ishmohit-Lens Checks (value chain · earnings quality · growth trajectory · management)</w:t>
+        <w:t xml:space="preserve">Ishmohit-Lens Checks (value chain · earnings quality · growth trajectory · management · quality metrics · track record · global-signal check)</w:t>
       </w:r>
     </w:p>
     <w:p>
@@ -2453,7 +2453,7 @@
           </w:tcPr>
           <w:p>
             <w:r>
-              <w:t xml:space="preserve">Reinvests internal accruals into capacity (capex Rs ~5 Cr FY21 -&gt; Rs 15 Cr FY26) and now a Rs 100 Cr Phase-1 greenfield plus Rs 50 Cr backward-integration plant; near debt-free; advance-payment order model funds most working capital; no unrelated diversification; modest dividend.</w:t>
+              <w:t xml:space="preserve">Reinvests internal accruals into capacity (capex Rs ~5 Cr FY21 -&gt; Rs 15 Cr FY26) and now a Rs 100 Cr Phase-1 greenfield plus Rs 50 Cr backward-integration plant; near debt-free; advance-payment order model funds most working capital; no unrelated diversification; modest dividend. (disciplined)</w:t>
             </w:r>
           </w:p>
         </w:tc>
@@ -2524,6 +2524,33 @@
                 <w:b/>
                 <w:bCs/>
               </w:rPr>
+              <w:t xml:space="preserve">Shareholder returns</w:t>
+            </w:r>
+          </w:p>
+        </w:tc>
+        <w:tc>
+          <w:tcPr>
+            <w:tcW w:type="dxa" w:w="5800"/>
+          </w:tcPr>
+          <w:p>
+            <w:r>
+              <w:t xml:space="preserve">initiated</w:t>
+            </w:r>
+          </w:p>
+        </w:tc>
+      </w:tr>
+      <w:tr>
+        <w:tc>
+          <w:tcPr>
+            <w:tcW w:type="dxa" w:w="3200"/>
+            <w:shd w:fill="F2F2F2" w:val="clear"/>
+          </w:tcPr>
+          <w:p>
+            <w:r>
+              <w:rPr>
+                <w:b/>
+                <w:bCs/>
+              </w:rPr>
               <w:t xml:space="preserve">Capability ladder / VAP</w:t>
             </w:r>
           </w:p>
@@ -2540,6 +2567,233 @@
         </w:tc>
       </w:tr>
     </w:tbl>
+    <w:p>
+      <w:pPr>
+        <w:spacing w:after="120"/>
+      </w:pPr>
+      <w:r>
+        <w:rPr>
+          <w:b/>
+          <w:bCs/>
+          <w:sz w:val="20"/>
+          <w:szCs w:val="20"/>
+        </w:rPr>
+        <w:t xml:space="preserve">Quality metrics (ROCE · debt · FCF · margin · capex):</w:t>
+      </w:r>
+    </w:p>
+    <w:tbl>
+      <w:tblPr>
+        <w:tblW w:type="dxa" w:w="9000"/>
+        <w:tblBorders>
+          <w:top w:val="single" w:color="auto" w:sz="4"/>
+          <w:left w:val="single" w:color="auto" w:sz="4"/>
+          <w:bottom w:val="single" w:color="auto" w:sz="4"/>
+          <w:right w:val="single" w:color="auto" w:sz="4"/>
+          <w:insideH w:val="single" w:color="auto" w:sz="4"/>
+          <w:insideV w:val="single" w:color="auto" w:sz="4"/>
+        </w:tblBorders>
+      </w:tblPr>
+      <w:tblGrid>
+        <w:gridCol w:w="3200"/>
+        <w:gridCol w:w="5800"/>
+      </w:tblGrid>
+      <w:tr>
+        <w:tc>
+          <w:tcPr>
+            <w:tcW w:type="dxa" w:w="3200"/>
+            <w:shd w:fill="F2F2F2" w:val="clear"/>
+          </w:tcPr>
+          <w:p>
+            <w:r>
+              <w:rPr>
+                <w:b/>
+                <w:bCs/>
+              </w:rPr>
+              <w:t xml:space="preserve">Assessment</w:t>
+            </w:r>
+          </w:p>
+        </w:tc>
+        <w:tc>
+          <w:tcPr>
+            <w:tcW w:type="dxa" w:w="5800"/>
+          </w:tcPr>
+          <w:p>
+            <w:r>
+              <w:t xml:space="preserve">positive</w:t>
+            </w:r>
+          </w:p>
+        </w:tc>
+      </w:tr>
+      <w:tr>
+        <w:tc>
+          <w:tcPr>
+            <w:tcW w:type="dxa" w:w="3200"/>
+            <w:shd w:fill="F2F2F2" w:val="clear"/>
+          </w:tcPr>
+          <w:p>
+            <w:r>
+              <w:rPr>
+                <w:b/>
+                <w:bCs/>
+              </w:rPr>
+              <w:t xml:space="preserve">ROCE</w:t>
+            </w:r>
+          </w:p>
+        </w:tc>
+        <w:tc>
+          <w:tcPr>
+            <w:tcW w:type="dxa" w:w="5800"/>
+          </w:tcPr>
+          <w:p>
+            <w:r>
+              <w:t xml:space="preserve">29.1% (improving)</w:t>
+            </w:r>
+          </w:p>
+        </w:tc>
+      </w:tr>
+      <w:tr>
+        <w:tc>
+          <w:tcPr>
+            <w:tcW w:type="dxa" w:w="3200"/>
+            <w:shd w:fill="F2F2F2" w:val="clear"/>
+          </w:tcPr>
+          <w:p>
+            <w:r>
+              <w:rPr>
+                <w:b/>
+                <w:bCs/>
+              </w:rPr>
+              <w:t xml:space="preserve">Leverage</w:t>
+            </w:r>
+          </w:p>
+        </w:tc>
+        <w:tc>
+          <w:tcPr>
+            <w:tcW w:type="dxa" w:w="5800"/>
+          </w:tcPr>
+          <w:p>
+            <w:r>
+              <w:t xml:space="preserve">Net debt/EBITDA 0x</w:t>
+            </w:r>
+          </w:p>
+        </w:tc>
+      </w:tr>
+      <w:tr>
+        <w:tc>
+          <w:tcPr>
+            <w:tcW w:type="dxa" w:w="3200"/>
+            <w:shd w:fill="F2F2F2" w:val="clear"/>
+          </w:tcPr>
+          <w:p>
+            <w:r>
+              <w:rPr>
+                <w:b/>
+                <w:bCs/>
+              </w:rPr>
+              <w:t xml:space="preserve">FCF conversion</w:t>
+            </w:r>
+          </w:p>
+        </w:tc>
+        <w:tc>
+          <w:tcPr>
+            <w:tcW w:type="dxa" w:w="5800"/>
+          </w:tcPr>
+          <w:p>
+            <w:r>
+              <w:t xml:space="preserve">48%</w:t>
+            </w:r>
+          </w:p>
+        </w:tc>
+      </w:tr>
+      <w:tr>
+        <w:tc>
+          <w:tcPr>
+            <w:tcW w:type="dxa" w:w="3200"/>
+            <w:shd w:fill="F2F2F2" w:val="clear"/>
+          </w:tcPr>
+          <w:p>
+            <w:r>
+              <w:rPr>
+                <w:b/>
+                <w:bCs/>
+              </w:rPr>
+              <w:t xml:space="preserve">Margin trend</w:t>
+            </w:r>
+          </w:p>
+        </w:tc>
+        <w:tc>
+          <w:tcPr>
+            <w:tcW w:type="dxa" w:w="5800"/>
+          </w:tcPr>
+          <w:p>
+            <w:r>
+              <w:t xml:space="preserve">expanding</w:t>
+            </w:r>
+          </w:p>
+        </w:tc>
+      </w:tr>
+      <w:tr>
+        <w:tc>
+          <w:tcPr>
+            <w:tcW w:type="dxa" w:w="3200"/>
+            <w:shd w:fill="F2F2F2" w:val="clear"/>
+          </w:tcPr>
+          <w:p>
+            <w:r>
+              <w:rPr>
+                <w:b/>
+                <w:bCs/>
+              </w:rPr>
+              <w:t xml:space="preserve">Capex efficiency</w:t>
+            </w:r>
+          </w:p>
+        </w:tc>
+        <w:tc>
+          <w:tcPr>
+            <w:tcW w:type="dxa" w:w="5800"/>
+          </w:tcPr>
+          <w:p>
+            <w:r>
+              <w:t xml:space="preserve">productive</w:t>
+            </w:r>
+          </w:p>
+        </w:tc>
+      </w:tr>
+    </w:tbl>
+    <w:p>
+      <w:pPr>
+        <w:spacing w:after="60" w:before="120"/>
+      </w:pPr>
+      <w:r>
+        <w:rPr>
+          <w:b/>
+          <w:bCs/>
+          <w:sz w:val="20"/>
+          <w:szCs w:val="20"/>
+        </w:rPr>
+        <w:t xml:space="preserve">Track record (Coffee Can persistence check): </w:t>
+      </w:r>
+      <w:r>
+        <w:rPr>
+          <w:sz w:val="20"/>
+          <w:szCs w:val="20"/>
+        </w:rPr>
+        <w:t xml:space="preserve">cleared revenue growth ≥10% AND ROCE ≥15% in 5 of the last 9 years (consistency_score 56)</w:t>
+      </w:r>
+    </w:p>
+    <w:p>
+      <w:pPr>
+        <w:spacing w:after="120"/>
+      </w:pPr>
+      <w:r>
+        <w:rPr>
+          <w:color w:val="666666"/>
+          <w:sz w:val="18"/>
+          <w:szCs w:val="18"/>
+        </w:rPr>
+        <w:t xml:space="preserve">FY18-FY26 (screener standalone): revenue growth &gt;=10% in 6 of 9 years (dips FY20 COVID -41%, FY23 +6%, FY25 +9%); ROCE &gt;=15% in 7 of 9 (FY20-21 trough at 6-10%). Both cleared FY18, FY19, FY22, FY24, FY26 = 5/9; recent trend strong with ROCE 27-29% FY24-FY26.</w:t>
+      </w:r>
+    </w:p>
     <w:p>
       <w:pPr>
         <w:pStyle w:val="Heading1"/>
@@ -2815,6 +3069,34 @@
           <w:szCs w:val="24"/>
         </w:rPr>
         <w:t xml:space="preserve">10x-in-2-3-years</w:t>
+      </w:r>
+    </w:p>
+    <w:p>
+      <w:pPr>
+        <w:spacing w:after="120"/>
+      </w:pPr>
+      <w:r>
+        <w:rPr>
+          <w:color w:val="666666"/>
+          <w:sz w:val="20"/>
+          <w:szCs w:val="20"/>
+        </w:rPr>
+        <w:t xml:space="preserve">4-box gate — tailwind: yes · TAM: yes · moat: weak · valuation: weak  (score 3 / 4)</w:t>
+      </w:r>
+    </w:p>
+    <w:p>
+      <w:pPr>
+        <w:spacing w:after="120"/>
+      </w:pPr>
+      <w:r>
+        <w:rPr>
+          <w:i/>
+          <w:iCs/>
+          <w:color w:val="666666"/>
+          <w:sz w:val="20"/>
+          <w:szCs w:val="20"/>
+        </w:rPr>
+        <w:t xml:space="preserve">Defence/import-substitution tailwind; only ~4.5% value share leaves TAM headroom; controller still FANUC-dependent (weak moat); 52x P/E gap=partially-priced</w:t>
       </w:r>
     </w:p>
     <w:p>
